--- a/cahier de charges de TIA INTENATIONNAL LTD.docx
+++ b/cahier de charges de TIA INTENATIONNAL LTD.docx
@@ -606,7 +606,11 @@
     <w:sdt>
       <w:sdtPr>
         <w:rPr>
-          <w:lang w:val="fr-FR"/>
+          <w:rFonts w:asciiTheme="minorHAnsi" w:eastAsiaTheme="minorHAnsi" w:hAnsiTheme="minorHAnsi" w:cstheme="minorBidi"/>
+          <w:color w:val="auto"/>
+          <w:sz w:val="22"/>
+          <w:szCs w:val="22"/>
+          <w:lang w:val="fr-FR" w:eastAsia="en-US"/>
         </w:rPr>
         <w:id w:val="987130414"/>
         <w:docPartObj>
@@ -616,13 +620,8 @@
       </w:sdtPr>
       <w:sdtEndPr>
         <w:rPr>
-          <w:rFonts w:asciiTheme="minorHAnsi" w:eastAsiaTheme="minorHAnsi" w:hAnsiTheme="minorHAnsi" w:cstheme="minorBidi"/>
           <w:b/>
           <w:bCs/>
-          <w:color w:val="auto"/>
-          <w:sz w:val="22"/>
-          <w:szCs w:val="22"/>
-          <w:lang w:eastAsia="en-US"/>
         </w:rPr>
       </w:sdtEndPr>
       <w:sdtContent>
@@ -3486,7 +3485,7 @@
           <w:ilvl w:val="0"/>
           <w:numId w:val="31"/>
         </w:numPr>
-        <w:spacing w:line="360" w:lineRule="auto"/>
+        <w:spacing w:line="480" w:lineRule="auto"/>
         <w:jc w:val="center"/>
         <w:rPr>
           <w:rFonts w:ascii="Times New Roman" w:hAnsi="Times New Roman" w:cs="Times New Roman"/>
@@ -3506,19 +3505,6 @@
         <w:t>CONTEXTE</w:t>
       </w:r>
       <w:bookmarkEnd w:id="1"/>
-    </w:p>
-    <w:p>
-      <w:pPr>
-        <w:pStyle w:val="Paragraphedeliste"/>
-        <w:spacing w:line="360" w:lineRule="auto"/>
-        <w:rPr>
-          <w:rFonts w:ascii="Times New Roman" w:hAnsi="Times New Roman" w:cs="Times New Roman"/>
-          <w:b/>
-          <w:bCs/>
-          <w:sz w:val="24"/>
-          <w:szCs w:val="24"/>
-        </w:rPr>
-      </w:pPr>
     </w:p>
     <w:p>
       <w:pPr>
@@ -3756,7 +3742,6 @@
           <w:sz w:val="24"/>
           <w:szCs w:val="24"/>
         </w:rPr>
-        <w:lastRenderedPageBreak/>
         <w:t xml:space="preserve">Ce projet est nécessaire car la solution qui en découle résoudre des problèmes réels auxquels font face des entreprises de gestion comptable et fiscale notamment l'entreprise </w:t>
       </w:r>
       <w:r>
@@ -3788,7 +3773,7 @@
           <w:ilvl w:val="0"/>
           <w:numId w:val="31"/>
         </w:numPr>
-        <w:spacing w:line="360" w:lineRule="auto"/>
+        <w:spacing w:line="480" w:lineRule="auto"/>
         <w:jc w:val="center"/>
         <w:rPr>
           <w:rFonts w:ascii="Times New Roman" w:hAnsi="Times New Roman" w:cs="Times New Roman"/>
@@ -3807,19 +3792,6 @@
         <w:t>PROBLEMATIQUE</w:t>
       </w:r>
       <w:bookmarkEnd w:id="2"/>
-    </w:p>
-    <w:p>
-      <w:pPr>
-        <w:pStyle w:val="Paragraphedeliste"/>
-        <w:spacing w:line="360" w:lineRule="auto"/>
-        <w:rPr>
-          <w:rFonts w:ascii="Times New Roman" w:hAnsi="Times New Roman" w:cs="Times New Roman"/>
-          <w:b/>
-          <w:bCs/>
-          <w:sz w:val="24"/>
-          <w:szCs w:val="24"/>
-        </w:rPr>
-      </w:pPr>
     </w:p>
     <w:p>
       <w:pPr>
@@ -4014,16 +3986,7 @@
           <w:sz w:val="24"/>
           <w:szCs w:val="24"/>
         </w:rPr>
-        <w:t xml:space="preserve"> qui va non </w:t>
-      </w:r>
-      <w:r>
-        <w:rPr>
-          <w:rFonts w:ascii="Times New Roman" w:hAnsi="Times New Roman" w:cs="Times New Roman"/>
-          <w:sz w:val="24"/>
-          <w:szCs w:val="24"/>
-        </w:rPr>
-        <w:lastRenderedPageBreak/>
-        <w:t xml:space="preserve">seulement résoudre le problème de gestion des documents mais aussi pallier aux problème de prévention des dates d'échéance fiscales au sein de l'entreprise </w:t>
+        <w:t xml:space="preserve"> qui va non seulement résoudre le problème de gestion des documents mais aussi pallier aux problème de prévention des dates d'échéance fiscales au sein de l'entreprise </w:t>
       </w:r>
       <w:r>
         <w:rPr>
@@ -4043,6 +4006,17 @@
         </w:rPr>
         <w:t>.</w:t>
       </w:r>
+    </w:p>
+    <w:p>
+      <w:pPr>
+        <w:spacing w:line="360" w:lineRule="auto"/>
+        <w:jc w:val="both"/>
+        <w:rPr>
+          <w:rFonts w:ascii="Times New Roman" w:hAnsi="Times New Roman" w:cs="Times New Roman"/>
+          <w:sz w:val="24"/>
+          <w:szCs w:val="24"/>
+        </w:rPr>
+      </w:pPr>
     </w:p>
     <w:p>
       <w:pPr>
@@ -4051,7 +4025,7 @@
           <w:ilvl w:val="0"/>
           <w:numId w:val="31"/>
         </w:numPr>
-        <w:spacing w:line="360" w:lineRule="auto"/>
+        <w:spacing w:line="480" w:lineRule="auto"/>
         <w:jc w:val="center"/>
         <w:rPr>
           <w:rFonts w:ascii="Times New Roman" w:hAnsi="Times New Roman" w:cs="Times New Roman"/>
@@ -4067,22 +4041,10 @@
           <w:bCs/>
           <w:color w:val="1F3864" w:themeColor="accent1" w:themeShade="80"/>
         </w:rPr>
+        <w:lastRenderedPageBreak/>
         <w:t>OBJECTIFS</w:t>
       </w:r>
       <w:bookmarkEnd w:id="3"/>
-    </w:p>
-    <w:p>
-      <w:pPr>
-        <w:pStyle w:val="Paragraphedeliste"/>
-        <w:spacing w:line="360" w:lineRule="auto"/>
-        <w:rPr>
-          <w:rFonts w:ascii="Times New Roman" w:hAnsi="Times New Roman" w:cs="Times New Roman"/>
-          <w:b/>
-          <w:bCs/>
-          <w:sz w:val="24"/>
-          <w:szCs w:val="24"/>
-        </w:rPr>
-      </w:pPr>
     </w:p>
     <w:p>
       <w:pPr>
@@ -4116,11 +4078,6 @@
         </w:rPr>
         <w:t xml:space="preserve"> </w:t>
       </w:r>
-    </w:p>
-    <w:p>
-      <w:pPr>
-        <w:spacing w:line="360" w:lineRule="auto"/>
-      </w:pPr>
     </w:p>
     <w:p>
       <w:pPr>
@@ -4273,17 +4230,6 @@
     </w:p>
     <w:p>
       <w:pPr>
-        <w:spacing w:line="360" w:lineRule="auto"/>
-        <w:jc w:val="both"/>
-        <w:rPr>
-          <w:rFonts w:ascii="Times New Roman" w:hAnsi="Times New Roman" w:cs="Times New Roman"/>
-          <w:sz w:val="24"/>
-          <w:szCs w:val="24"/>
-        </w:rPr>
-      </w:pPr>
-    </w:p>
-    <w:p>
-      <w:pPr>
         <w:pStyle w:val="Titre3"/>
         <w:numPr>
           <w:ilvl w:val="0"/>
@@ -4314,11 +4260,6 @@
         </w:rPr>
         <w:t xml:space="preserve"> </w:t>
       </w:r>
-    </w:p>
-    <w:p>
-      <w:pPr>
-        <w:spacing w:line="360" w:lineRule="auto"/>
-      </w:pPr>
     </w:p>
     <w:p>
       <w:pPr>
@@ -4527,7 +4468,7 @@
           <w:ilvl w:val="0"/>
           <w:numId w:val="30"/>
         </w:numPr>
-        <w:spacing w:line="360" w:lineRule="auto"/>
+        <w:spacing w:line="480" w:lineRule="auto"/>
         <w:jc w:val="center"/>
         <w:rPr>
           <w:rFonts w:ascii="Times New Roman" w:hAnsi="Times New Roman" w:cs="Times New Roman"/>
@@ -4548,20 +4489,9 @@
           <w:sz w:val="28"/>
           <w:szCs w:val="28"/>
         </w:rPr>
-        <w:lastRenderedPageBreak/>
         <w:t>PRÉSENTATION DES ACTEURS DU SYSTEME</w:t>
       </w:r>
       <w:bookmarkEnd w:id="6"/>
-    </w:p>
-    <w:p>
-      <w:pPr>
-        <w:spacing w:line="360" w:lineRule="auto"/>
-        <w:rPr>
-          <w:rFonts w:ascii="Times New Roman" w:hAnsi="Times New Roman" w:cs="Times New Roman"/>
-          <w:sz w:val="24"/>
-          <w:szCs w:val="24"/>
-        </w:rPr>
-      </w:pPr>
     </w:p>
     <w:tbl>
       <w:tblPr>
@@ -5048,23 +4978,23 @@
                 <w:sz w:val="24"/>
                 <w:szCs w:val="24"/>
               </w:rPr>
-              <w:t>Ge</w:t>
-            </w:r>
-            <w:r>
-              <w:rPr>
-                <w:rFonts w:ascii="Times New Roman" w:hAnsi="Times New Roman" w:cs="Times New Roman"/>
-                <w:sz w:val="24"/>
-                <w:szCs w:val="24"/>
-              </w:rPr>
-              <w:t xml:space="preserve">rer </w:t>
-            </w:r>
-            <w:r>
-              <w:rPr>
-                <w:rFonts w:ascii="Times New Roman" w:hAnsi="Times New Roman" w:cs="Times New Roman"/>
-                <w:sz w:val="24"/>
-                <w:szCs w:val="24"/>
-              </w:rPr>
-              <w:t>des déclarations fiscales</w:t>
+              <w:t>Suivre</w:t>
+            </w:r>
+            <w:r>
+              <w:rPr>
+                <w:rFonts w:ascii="Times New Roman" w:hAnsi="Times New Roman" w:cs="Times New Roman"/>
+                <w:sz w:val="24"/>
+                <w:szCs w:val="24"/>
+              </w:rPr>
+              <w:t xml:space="preserve"> </w:t>
+            </w:r>
+            <w:r>
+              <w:rPr>
+                <w:rFonts w:ascii="Times New Roman" w:hAnsi="Times New Roman" w:cs="Times New Roman"/>
+                <w:sz w:val="24"/>
+                <w:szCs w:val="24"/>
+              </w:rPr>
+              <w:t xml:space="preserve">des déclarations </w:t>
             </w:r>
           </w:p>
           <w:p>
@@ -5185,7 +5115,7 @@
           <w:ilvl w:val="0"/>
           <w:numId w:val="30"/>
         </w:numPr>
-        <w:spacing w:line="360" w:lineRule="auto"/>
+        <w:spacing w:line="480" w:lineRule="auto"/>
         <w:jc w:val="center"/>
         <w:rPr>
           <w:rFonts w:ascii="Times New Roman" w:hAnsi="Times New Roman" w:cs="Times New Roman"/>
@@ -5252,11 +5182,6 @@
         <w:t>Fonctionnalités de base de l’application :</w:t>
       </w:r>
       <w:bookmarkEnd w:id="9"/>
-    </w:p>
-    <w:p>
-      <w:pPr>
-        <w:spacing w:line="360" w:lineRule="auto"/>
-      </w:pPr>
     </w:p>
     <w:tbl>
       <w:tblPr>
@@ -5827,23 +5752,10 @@
           <w:b/>
           <w:bCs/>
         </w:rPr>
+        <w:lastRenderedPageBreak/>
         <w:t>Fonctionnalités métier de l’application</w:t>
       </w:r>
       <w:bookmarkEnd w:id="10"/>
-    </w:p>
-    <w:p>
-      <w:pPr>
-        <w:pStyle w:val="Paragraphedeliste"/>
-        <w:spacing w:line="360" w:lineRule="auto"/>
-        <w:ind w:left="1440"/>
-        <w:rPr>
-          <w:rFonts w:ascii="Times New Roman" w:hAnsi="Times New Roman" w:cs="Times New Roman"/>
-          <w:b/>
-          <w:bCs/>
-          <w:sz w:val="24"/>
-          <w:szCs w:val="24"/>
-        </w:rPr>
-      </w:pPr>
     </w:p>
     <w:tbl>
       <w:tblPr>
@@ -6570,6 +6482,110 @@
               <w:jc w:val="center"/>
               <w:rPr>
                 <w:rFonts w:ascii="Times New Roman" w:hAnsi="Times New Roman" w:cs="Times New Roman"/>
+                <w:b w:val="0"/>
+                <w:bCs w:val="0"/>
+                <w:sz w:val="24"/>
+                <w:szCs w:val="24"/>
+              </w:rPr>
+            </w:pPr>
+          </w:p>
+          <w:p>
+            <w:pPr>
+              <w:spacing w:line="360" w:lineRule="auto"/>
+              <w:jc w:val="center"/>
+              <w:rPr>
+                <w:rFonts w:ascii="Times New Roman" w:hAnsi="Times New Roman" w:cs="Times New Roman"/>
+                <w:b w:val="0"/>
+                <w:bCs w:val="0"/>
+                <w:sz w:val="24"/>
+                <w:szCs w:val="24"/>
+              </w:rPr>
+            </w:pPr>
+          </w:p>
+          <w:p>
+            <w:pPr>
+              <w:spacing w:line="360" w:lineRule="auto"/>
+              <w:jc w:val="center"/>
+              <w:rPr>
+                <w:rFonts w:ascii="Times New Roman" w:hAnsi="Times New Roman" w:cs="Times New Roman"/>
+                <w:b w:val="0"/>
+                <w:bCs w:val="0"/>
+                <w:sz w:val="24"/>
+                <w:szCs w:val="24"/>
+              </w:rPr>
+            </w:pPr>
+          </w:p>
+          <w:p>
+            <w:pPr>
+              <w:spacing w:line="360" w:lineRule="auto"/>
+              <w:jc w:val="center"/>
+              <w:rPr>
+                <w:rFonts w:ascii="Times New Roman" w:hAnsi="Times New Roman" w:cs="Times New Roman"/>
+                <w:b w:val="0"/>
+                <w:bCs w:val="0"/>
+                <w:sz w:val="24"/>
+                <w:szCs w:val="24"/>
+              </w:rPr>
+            </w:pPr>
+          </w:p>
+          <w:p>
+            <w:pPr>
+              <w:spacing w:line="360" w:lineRule="auto"/>
+              <w:jc w:val="center"/>
+              <w:rPr>
+                <w:rFonts w:ascii="Times New Roman" w:hAnsi="Times New Roman" w:cs="Times New Roman"/>
+                <w:b w:val="0"/>
+                <w:bCs w:val="0"/>
+                <w:sz w:val="24"/>
+                <w:szCs w:val="24"/>
+              </w:rPr>
+            </w:pPr>
+          </w:p>
+          <w:p>
+            <w:pPr>
+              <w:spacing w:line="360" w:lineRule="auto"/>
+              <w:jc w:val="center"/>
+              <w:rPr>
+                <w:rFonts w:ascii="Times New Roman" w:hAnsi="Times New Roman" w:cs="Times New Roman"/>
+                <w:b w:val="0"/>
+                <w:bCs w:val="0"/>
+                <w:sz w:val="24"/>
+                <w:szCs w:val="24"/>
+              </w:rPr>
+            </w:pPr>
+          </w:p>
+          <w:p>
+            <w:pPr>
+              <w:spacing w:line="360" w:lineRule="auto"/>
+              <w:jc w:val="center"/>
+              <w:rPr>
+                <w:rFonts w:ascii="Times New Roman" w:hAnsi="Times New Roman" w:cs="Times New Roman"/>
+                <w:b w:val="0"/>
+                <w:bCs w:val="0"/>
+                <w:sz w:val="24"/>
+                <w:szCs w:val="24"/>
+              </w:rPr>
+            </w:pPr>
+          </w:p>
+          <w:p>
+            <w:pPr>
+              <w:spacing w:line="360" w:lineRule="auto"/>
+              <w:jc w:val="center"/>
+              <w:rPr>
+                <w:rFonts w:ascii="Times New Roman" w:hAnsi="Times New Roman" w:cs="Times New Roman"/>
+                <w:b w:val="0"/>
+                <w:bCs w:val="0"/>
+                <w:sz w:val="24"/>
+                <w:szCs w:val="24"/>
+              </w:rPr>
+            </w:pPr>
+          </w:p>
+          <w:p>
+            <w:pPr>
+              <w:spacing w:line="360" w:lineRule="auto"/>
+              <w:jc w:val="center"/>
+              <w:rPr>
+                <w:rFonts w:ascii="Times New Roman" w:hAnsi="Times New Roman" w:cs="Times New Roman"/>
                 <w:sz w:val="24"/>
                 <w:szCs w:val="24"/>
               </w:rPr>
@@ -6638,6 +6654,30 @@
                 <w:szCs w:val="24"/>
               </w:rPr>
               <w:t xml:space="preserve">déclaration des contribuables (contribuable concerne, date d’échéances, date de création, type de déclaration, organisme, justificatif(document), statut de déclaration (à effectuer, en cours, déclaré)). </w:t>
+            </w:r>
+          </w:p>
+          <w:p>
+            <w:pPr>
+              <w:pStyle w:val="Paragraphedeliste"/>
+              <w:numPr>
+                <w:ilvl w:val="0"/>
+                <w:numId w:val="5"/>
+              </w:numPr>
+              <w:spacing w:line="360" w:lineRule="auto"/>
+              <w:cnfStyle w:val="000000100000" w:firstRow="0" w:lastRow="0" w:firstColumn="0" w:lastColumn="0" w:oddVBand="0" w:evenVBand="0" w:oddHBand="1" w:evenHBand="0" w:firstRowFirstColumn="0" w:firstRowLastColumn="0" w:lastRowFirstColumn="0" w:lastRowLastColumn="0"/>
+              <w:rPr>
+                <w:rFonts w:ascii="Times New Roman" w:hAnsi="Times New Roman" w:cs="Times New Roman"/>
+                <w:sz w:val="24"/>
+                <w:szCs w:val="24"/>
+              </w:rPr>
+            </w:pPr>
+            <w:r>
+              <w:rPr>
+                <w:rFonts w:ascii="Times New Roman" w:hAnsi="Times New Roman" w:cs="Times New Roman"/>
+                <w:sz w:val="24"/>
+                <w:szCs w:val="24"/>
+              </w:rPr>
+              <w:t>Enregistrer le lien de vérification de chaque contribuable.</w:t>
             </w:r>
           </w:p>
           <w:p>
@@ -7061,7 +7101,7 @@
           <w:ilvl w:val="0"/>
           <w:numId w:val="30"/>
         </w:numPr>
-        <w:spacing w:line="360" w:lineRule="auto"/>
+        <w:spacing w:line="480" w:lineRule="auto"/>
         <w:jc w:val="center"/>
         <w:rPr>
           <w:rFonts w:ascii="Times New Roman" w:hAnsi="Times New Roman" w:cs="Times New Roman"/>
@@ -7082,23 +7122,10 @@
           <w:sz w:val="28"/>
           <w:szCs w:val="28"/>
         </w:rPr>
+        <w:lastRenderedPageBreak/>
         <w:t>EXIGENCES FONCTIONNELLES</w:t>
       </w:r>
       <w:bookmarkEnd w:id="12"/>
-    </w:p>
-    <w:p>
-      <w:pPr>
-        <w:pStyle w:val="Paragraphedeliste"/>
-        <w:spacing w:line="360" w:lineRule="auto"/>
-        <w:ind w:left="1800"/>
-        <w:rPr>
-          <w:rFonts w:ascii="Times New Roman" w:hAnsi="Times New Roman" w:cs="Times New Roman"/>
-          <w:b/>
-          <w:bCs/>
-          <w:sz w:val="24"/>
-          <w:szCs w:val="24"/>
-        </w:rPr>
-      </w:pPr>
     </w:p>
     <w:p>
       <w:pPr>
@@ -7284,7 +7311,23 @@
           <w:sz w:val="24"/>
           <w:szCs w:val="24"/>
         </w:rPr>
-        <w:t xml:space="preserve">Créer un contribuable et l'associé un document </w:t>
+        <w:t xml:space="preserve">Créer un contribuable et l'associé </w:t>
+      </w:r>
+      <w:r>
+        <w:rPr>
+          <w:rFonts w:ascii="Times New Roman" w:hAnsi="Times New Roman" w:cs="Times New Roman"/>
+          <w:sz w:val="24"/>
+          <w:szCs w:val="24"/>
+        </w:rPr>
+        <w:t xml:space="preserve">à </w:t>
+      </w:r>
+      <w:r>
+        <w:rPr>
+          <w:rFonts w:ascii="Times New Roman" w:hAnsi="Times New Roman" w:cs="Times New Roman"/>
+          <w:sz w:val="24"/>
+          <w:szCs w:val="24"/>
+        </w:rPr>
+        <w:t xml:space="preserve">un document </w:t>
       </w:r>
     </w:p>
     <w:p>
@@ -7425,7 +7468,7 @@
           <w:ilvl w:val="0"/>
           <w:numId w:val="30"/>
         </w:numPr>
-        <w:spacing w:line="360" w:lineRule="auto"/>
+        <w:spacing w:line="480" w:lineRule="auto"/>
         <w:jc w:val="center"/>
         <w:rPr>
           <w:rFonts w:ascii="Times New Roman" w:hAnsi="Times New Roman" w:cs="Times New Roman"/>
@@ -7449,20 +7492,6 @@
         <w:t>EXIGENCES NON FONCTIONNELLES</w:t>
       </w:r>
       <w:bookmarkEnd w:id="13"/>
-    </w:p>
-    <w:p>
-      <w:pPr>
-        <w:pStyle w:val="Paragraphedeliste"/>
-        <w:spacing w:line="360" w:lineRule="auto"/>
-        <w:ind w:left="1800"/>
-        <w:rPr>
-          <w:rFonts w:ascii="Times New Roman" w:hAnsi="Times New Roman" w:cs="Times New Roman"/>
-          <w:b/>
-          <w:bCs/>
-          <w:sz w:val="24"/>
-          <w:szCs w:val="24"/>
-        </w:rPr>
-      </w:pPr>
     </w:p>
     <w:p>
       <w:pPr>
@@ -7485,7 +7514,6 @@
           <w:b/>
           <w:bCs/>
         </w:rPr>
-        <w:lastRenderedPageBreak/>
         <w:t>Sécurité</w:t>
       </w:r>
       <w:bookmarkEnd w:id="14"/>
@@ -7497,21 +7525,6 @@
         </w:rPr>
         <w:t xml:space="preserve"> </w:t>
       </w:r>
-    </w:p>
-    <w:p>
-      <w:pPr>
-        <w:pStyle w:val="Paragraphedeliste"/>
-        <w:spacing w:line="360" w:lineRule="auto"/>
-        <w:ind w:left="405"/>
-        <w:jc w:val="both"/>
-        <w:rPr>
-          <w:rFonts w:ascii="Times New Roman" w:hAnsi="Times New Roman" w:cs="Times New Roman"/>
-          <w:b/>
-          <w:bCs/>
-          <w:sz w:val="24"/>
-          <w:szCs w:val="24"/>
-        </w:rPr>
-      </w:pPr>
     </w:p>
     <w:p>
       <w:pPr>
@@ -7682,17 +7695,26 @@
     <w:p>
       <w:pPr>
         <w:pStyle w:val="Paragraphedeliste"/>
+        <w:numPr>
+          <w:ilvl w:val="0"/>
+          <w:numId w:val="17"/>
+        </w:numPr>
         <w:spacing w:line="360" w:lineRule="auto"/>
-        <w:ind w:left="405"/>
         <w:jc w:val="both"/>
         <w:rPr>
           <w:rFonts w:ascii="Times New Roman" w:hAnsi="Times New Roman" w:cs="Times New Roman"/>
-          <w:b/>
-          <w:bCs/>
-          <w:sz w:val="24"/>
-          <w:szCs w:val="24"/>
-        </w:rPr>
-      </w:pPr>
+          <w:sz w:val="24"/>
+          <w:szCs w:val="24"/>
+        </w:rPr>
+      </w:pPr>
+      <w:r>
+        <w:rPr>
+          <w:rFonts w:ascii="Times New Roman" w:hAnsi="Times New Roman" w:cs="Times New Roman"/>
+          <w:sz w:val="24"/>
+          <w:szCs w:val="24"/>
+        </w:rPr>
+        <w:t xml:space="preserve">Temps de réponse acceptable pour les actions courantes (listes, formulaires). </w:t>
+      </w:r>
     </w:p>
     <w:p>
       <w:pPr>
@@ -7715,43 +7737,8 @@
           <w:sz w:val="24"/>
           <w:szCs w:val="24"/>
         </w:rPr>
-        <w:t xml:space="preserve">Temps de réponse acceptable pour les actions courantes (listes, formulaires). </w:t>
-      </w:r>
-    </w:p>
-    <w:p>
-      <w:pPr>
-        <w:pStyle w:val="Paragraphedeliste"/>
-        <w:numPr>
-          <w:ilvl w:val="0"/>
-          <w:numId w:val="17"/>
-        </w:numPr>
-        <w:spacing w:line="360" w:lineRule="auto"/>
-        <w:jc w:val="both"/>
-        <w:rPr>
-          <w:rFonts w:ascii="Times New Roman" w:hAnsi="Times New Roman" w:cs="Times New Roman"/>
-          <w:sz w:val="24"/>
-          <w:szCs w:val="24"/>
-        </w:rPr>
-      </w:pPr>
-      <w:r>
-        <w:rPr>
-          <w:rFonts w:ascii="Times New Roman" w:hAnsi="Times New Roman" w:cs="Times New Roman"/>
-          <w:sz w:val="24"/>
-          <w:szCs w:val="24"/>
-        </w:rPr>
         <w:t>Téléchargement et aperçu des documents efficaces.</w:t>
       </w:r>
-    </w:p>
-    <w:p>
-      <w:pPr>
-        <w:spacing w:line="360" w:lineRule="auto"/>
-        <w:jc w:val="both"/>
-        <w:rPr>
-          <w:rFonts w:ascii="Times New Roman" w:hAnsi="Times New Roman" w:cs="Times New Roman"/>
-          <w:sz w:val="24"/>
-          <w:szCs w:val="24"/>
-        </w:rPr>
-      </w:pPr>
     </w:p>
     <w:p>
       <w:pPr>
@@ -7774,6 +7761,7 @@
           <w:b/>
           <w:bCs/>
         </w:rPr>
+        <w:lastRenderedPageBreak/>
         <w:t>Compatibilité</w:t>
       </w:r>
       <w:bookmarkEnd w:id="16"/>
@@ -7785,19 +7773,6 @@
         </w:rPr>
         <w:t xml:space="preserve"> </w:t>
       </w:r>
-    </w:p>
-    <w:p>
-      <w:pPr>
-        <w:pStyle w:val="Paragraphedeliste"/>
-        <w:spacing w:line="360" w:lineRule="auto"/>
-        <w:ind w:left="405"/>
-        <w:jc w:val="both"/>
-        <w:rPr>
-          <w:rFonts w:ascii="Times New Roman" w:hAnsi="Times New Roman" w:cs="Times New Roman"/>
-          <w:sz w:val="24"/>
-          <w:szCs w:val="24"/>
-        </w:rPr>
-      </w:pPr>
     </w:p>
     <w:p>
       <w:pPr>
@@ -7895,8 +7870,11 @@
     <w:p>
       <w:pPr>
         <w:pStyle w:val="Paragraphedeliste"/>
+        <w:numPr>
+          <w:ilvl w:val="0"/>
+          <w:numId w:val="19"/>
+        </w:numPr>
         <w:spacing w:line="360" w:lineRule="auto"/>
-        <w:ind w:left="405"/>
         <w:jc w:val="both"/>
         <w:rPr>
           <w:rFonts w:ascii="Times New Roman" w:hAnsi="Times New Roman" w:cs="Times New Roman"/>
@@ -7904,6 +7882,14 @@
           <w:szCs w:val="24"/>
         </w:rPr>
       </w:pPr>
+      <w:r>
+        <w:rPr>
+          <w:rFonts w:ascii="Times New Roman" w:hAnsi="Times New Roman" w:cs="Times New Roman"/>
+          <w:sz w:val="24"/>
+          <w:szCs w:val="24"/>
+        </w:rPr>
+        <w:t xml:space="preserve">Disponible pendant les heures de travail du cabinet. </w:t>
+      </w:r>
     </w:p>
     <w:p>
       <w:pPr>
@@ -7926,44 +7912,8 @@
           <w:sz w:val="24"/>
           <w:szCs w:val="24"/>
         </w:rPr>
-        <w:t xml:space="preserve">Disponible pendant les heures de travail du cabinet. </w:t>
-      </w:r>
-    </w:p>
-    <w:p>
-      <w:pPr>
-        <w:pStyle w:val="Paragraphedeliste"/>
-        <w:numPr>
-          <w:ilvl w:val="0"/>
-          <w:numId w:val="19"/>
-        </w:numPr>
-        <w:spacing w:line="360" w:lineRule="auto"/>
-        <w:jc w:val="both"/>
-        <w:rPr>
-          <w:rFonts w:ascii="Times New Roman" w:hAnsi="Times New Roman" w:cs="Times New Roman"/>
-          <w:sz w:val="24"/>
-          <w:szCs w:val="24"/>
-        </w:rPr>
-      </w:pPr>
-      <w:r>
-        <w:rPr>
-          <w:rFonts w:ascii="Times New Roman" w:hAnsi="Times New Roman" w:cs="Times New Roman"/>
-          <w:sz w:val="24"/>
-          <w:szCs w:val="24"/>
-        </w:rPr>
         <w:t>Consultation des données à distance dès lors que l’application Laravel et MySQL sont joignables.</w:t>
       </w:r>
-    </w:p>
-    <w:p>
-      <w:pPr>
-        <w:spacing w:line="360" w:lineRule="auto"/>
-        <w:ind w:left="405"/>
-        <w:jc w:val="both"/>
-        <w:rPr>
-          <w:rFonts w:ascii="Times New Roman" w:hAnsi="Times New Roman" w:cs="Times New Roman"/>
-          <w:sz w:val="24"/>
-          <w:szCs w:val="24"/>
-        </w:rPr>
-      </w:pPr>
     </w:p>
     <w:p>
       <w:pPr>
@@ -7984,7 +7934,7 @@
           <w:ilvl w:val="0"/>
           <w:numId w:val="30"/>
         </w:numPr>
-        <w:spacing w:line="360" w:lineRule="auto"/>
+        <w:spacing w:line="480" w:lineRule="auto"/>
         <w:jc w:val="center"/>
         <w:rPr>
           <w:rFonts w:ascii="Times New Roman" w:hAnsi="Times New Roman" w:cs="Times New Roman"/>
@@ -8008,11 +7958,6 @@
         <w:t>CONTRAINTES TECHNIQUES</w:t>
       </w:r>
       <w:bookmarkEnd w:id="18"/>
-    </w:p>
-    <w:p>
-      <w:pPr>
-        <w:spacing w:line="360" w:lineRule="auto"/>
-      </w:pPr>
     </w:p>
     <w:p>
       <w:pPr>
@@ -8035,15 +7980,9 @@
           <w:b/>
           <w:bCs/>
         </w:rPr>
-        <w:lastRenderedPageBreak/>
         <w:t>Description des outils technologiques</w:t>
       </w:r>
       <w:bookmarkEnd w:id="19"/>
-    </w:p>
-    <w:p>
-      <w:pPr>
-        <w:spacing w:line="360" w:lineRule="auto"/>
-      </w:pPr>
     </w:p>
     <w:p>
       <w:pPr>
@@ -8429,7 +8368,7 @@
           <w:ilvl w:val="0"/>
           <w:numId w:val="30"/>
         </w:numPr>
-        <w:spacing w:line="360" w:lineRule="auto"/>
+        <w:spacing w:line="480" w:lineRule="auto"/>
         <w:jc w:val="center"/>
         <w:rPr>
           <w:rFonts w:ascii="Times New Roman" w:hAnsi="Times New Roman" w:cs="Times New Roman"/>
@@ -8450,6 +8389,7 @@
           <w:sz w:val="28"/>
           <w:szCs w:val="28"/>
         </w:rPr>
+        <w:lastRenderedPageBreak/>
         <w:t>INTERFACES UTILISATEURS</w:t>
       </w:r>
       <w:bookmarkEnd w:id="20"/>
@@ -8829,16 +8769,14 @@
         </w:rPr>
         <w:t xml:space="preserve"> </w:t>
       </w:r>
-      <w:proofErr w:type="gramStart"/>
-      <w:r>
-        <w:rPr>
-          <w:rFonts w:ascii="Times New Roman" w:hAnsi="Times New Roman" w:cs="Times New Roman"/>
-          <w:sz w:val="24"/>
-          <w:szCs w:val="24"/>
-        </w:rPr>
-        <w:t>c’est</w:t>
-      </w:r>
-      <w:proofErr w:type="gramEnd"/>
+      <w:r>
+        <w:rPr>
+          <w:rFonts w:ascii="Times New Roman" w:hAnsi="Times New Roman" w:cs="Times New Roman"/>
+          <w:sz w:val="24"/>
+          <w:szCs w:val="24"/>
+        </w:rPr>
+        <w:t>C’est</w:t>
+      </w:r>
       <w:r>
         <w:rPr>
           <w:rFonts w:ascii="Times New Roman" w:hAnsi="Times New Roman" w:cs="Times New Roman"/>
@@ -9011,7 +8949,6 @@
           <w:sz w:val="24"/>
           <w:szCs w:val="24"/>
         </w:rPr>
-        <w:lastRenderedPageBreak/>
         <w:t>L’écran centrale</w:t>
       </w:r>
       <w:r>
@@ -9140,23 +9077,7 @@
           <w:sz w:val="24"/>
           <w:szCs w:val="24"/>
         </w:rPr>
-        <w:t xml:space="preserve"> : </w:t>
-      </w:r>
-      <w:r>
-        <w:rPr>
-          <w:rFonts w:ascii="Times New Roman" w:hAnsi="Times New Roman" w:cs="Times New Roman"/>
-          <w:sz w:val="24"/>
-          <w:szCs w:val="24"/>
-        </w:rPr>
-        <w:t>constitué</w:t>
-      </w:r>
-      <w:r>
-        <w:rPr>
-          <w:rFonts w:ascii="Times New Roman" w:hAnsi="Times New Roman" w:cs="Times New Roman"/>
-          <w:sz w:val="24"/>
-          <w:szCs w:val="24"/>
-        </w:rPr>
-        <w:t>e du profil utilisateur, cloche de notification.</w:t>
+        <w:t> : constituée du profil utilisateur, cloche de notification.</w:t>
       </w:r>
     </w:p>
     <w:p>
@@ -9335,23 +9256,7 @@
           <w:b/>
           <w:bCs/>
         </w:rPr>
-        <w:t>Cha</w:t>
-      </w:r>
-      <w:r>
-        <w:rPr>
-          <w:rFonts w:ascii="Times New Roman" w:hAnsi="Times New Roman" w:cs="Times New Roman"/>
-          <w:b/>
-          <w:bCs/>
-        </w:rPr>
-        <w:t>r</w:t>
-      </w:r>
-      <w:r>
-        <w:rPr>
-          <w:rFonts w:ascii="Times New Roman" w:hAnsi="Times New Roman" w:cs="Times New Roman"/>
-          <w:b/>
-          <w:bCs/>
-        </w:rPr>
-        <w:t>te g</w:t>
+        <w:t>Charte g</w:t>
       </w:r>
       <w:bookmarkStart w:id="29" w:name="_Hlk239678399"/>
       <w:r>
@@ -9471,15 +9376,7 @@
           <w:sz w:val="24"/>
           <w:szCs w:val="24"/>
         </w:rPr>
-        <w:t>(</w:t>
-      </w:r>
-      <w:r>
-        <w:rPr>
-          <w:rFonts w:ascii="Times New Roman" w:hAnsi="Times New Roman" w:cs="Times New Roman"/>
-          <w:sz w:val="24"/>
-          <w:szCs w:val="24"/>
-        </w:rPr>
-        <w:t>sideba</w:t>
+        <w:t>(sideba</w:t>
       </w:r>
       <w:r>
         <w:rPr>
@@ -9567,23 +9464,7 @@
           <w:sz w:val="24"/>
           <w:szCs w:val="24"/>
         </w:rPr>
-        <w:t>Ve</w:t>
-      </w:r>
-      <w:r>
-        <w:rPr>
-          <w:rFonts w:ascii="Times New Roman" w:hAnsi="Times New Roman" w:cs="Times New Roman"/>
-          <w:sz w:val="24"/>
-          <w:szCs w:val="24"/>
-        </w:rPr>
-        <w:t>r</w:t>
-      </w:r>
-      <w:r>
-        <w:rPr>
-          <w:rFonts w:ascii="Times New Roman" w:hAnsi="Times New Roman" w:cs="Times New Roman"/>
-          <w:sz w:val="24"/>
-          <w:szCs w:val="24"/>
-        </w:rPr>
-        <w:t>t,</w:t>
+        <w:t>Vert,</w:t>
       </w:r>
       <w:r>
         <w:rPr>
@@ -9599,31 +9480,7 @@
           <w:sz w:val="24"/>
           <w:szCs w:val="24"/>
         </w:rPr>
-        <w:t>Rouge</w:t>
-      </w:r>
-      <w:r>
-        <w:rPr>
-          <w:rFonts w:ascii="Times New Roman" w:hAnsi="Times New Roman" w:cs="Times New Roman"/>
-          <w:sz w:val="24"/>
-          <w:szCs w:val="24"/>
-        </w:rPr>
-        <w:t xml:space="preserve"> et </w:t>
-      </w:r>
-      <w:r>
-        <w:rPr>
-          <w:rFonts w:ascii="Times New Roman" w:hAnsi="Times New Roman" w:cs="Times New Roman"/>
-          <w:sz w:val="24"/>
-          <w:szCs w:val="24"/>
-        </w:rPr>
-        <w:t>Orange</w:t>
-      </w:r>
-      <w:r>
-        <w:rPr>
-          <w:rFonts w:ascii="Times New Roman" w:hAnsi="Times New Roman" w:cs="Times New Roman"/>
-          <w:sz w:val="24"/>
-          <w:szCs w:val="24"/>
-        </w:rPr>
-        <w:t xml:space="preserve"> (boutons)</w:t>
+        <w:t>(boutons)</w:t>
       </w:r>
     </w:p>
     <w:p>
@@ -9669,7 +9526,7 @@
           <w:ilvl w:val="0"/>
           <w:numId w:val="30"/>
         </w:numPr>
-        <w:spacing w:line="360" w:lineRule="auto"/>
+        <w:spacing w:line="480" w:lineRule="auto"/>
         <w:jc w:val="center"/>
         <w:rPr>
           <w:rFonts w:ascii="Times New Roman" w:hAnsi="Times New Roman" w:cs="Times New Roman"/>
@@ -9690,6 +9547,7 @@
           <w:sz w:val="28"/>
           <w:szCs w:val="28"/>
         </w:rPr>
+        <w:lastRenderedPageBreak/>
         <w:t>BASE DE DONNEES</w:t>
       </w:r>
       <w:bookmarkEnd w:id="31"/>
@@ -9725,7 +9583,6 @@
         </w:numPr>
         <w:spacing w:line="360" w:lineRule="auto"/>
         <w:jc w:val="both"/>
-        <w:cnfStyle w:val="000000100000" w:firstRow="0" w:lastRow="0" w:firstColumn="0" w:lastColumn="0" w:oddVBand="0" w:evenVBand="0" w:oddHBand="1" w:evenHBand="0" w:firstRowFirstColumn="0" w:firstRowLastColumn="0" w:lastRowFirstColumn="0" w:lastRowLastColumn="0"/>
         <w:rPr>
           <w:rFonts w:ascii="Times New Roman" w:hAnsi="Times New Roman" w:cs="Times New Roman"/>
           <w:sz w:val="24"/>
@@ -9762,15 +9619,7 @@
           <w:sz w:val="24"/>
           <w:szCs w:val="24"/>
         </w:rPr>
-        <w:t xml:space="preserve">nom, prenom, telephone, email, </w:t>
-      </w:r>
-      <w:r>
-        <w:rPr>
-          <w:rFonts w:ascii="Times New Roman" w:hAnsi="Times New Roman" w:cs="Times New Roman"/>
-          <w:sz w:val="24"/>
-          <w:szCs w:val="24"/>
-        </w:rPr>
-        <w:t>motDePasse,</w:t>
+        <w:t>nom, prenom, telephone, email, motDePasse,</w:t>
       </w:r>
       <w:r>
         <w:rPr>
@@ -9850,15 +9699,7 @@
           <w:sz w:val="24"/>
           <w:szCs w:val="24"/>
         </w:rPr>
-        <w:t>LibelleRole</w:t>
-      </w:r>
-      <w:r>
-        <w:rPr>
-          <w:rFonts w:ascii="Times New Roman" w:hAnsi="Times New Roman" w:cs="Times New Roman"/>
-          <w:sz w:val="24"/>
-          <w:szCs w:val="24"/>
-        </w:rPr>
-        <w:t>)</w:t>
+        <w:t>LibelleRole)</w:t>
       </w:r>
       <w:r>
         <w:rPr>
@@ -9946,31 +9787,7 @@
           <w:sz w:val="24"/>
           <w:szCs w:val="24"/>
         </w:rPr>
-        <w:t>Fournisseur</w:t>
-      </w:r>
-      <w:r>
-        <w:rPr>
-          <w:rFonts w:ascii="Times New Roman" w:hAnsi="Times New Roman" w:cs="Times New Roman"/>
-          <w:sz w:val="24"/>
-          <w:szCs w:val="24"/>
-        </w:rPr>
-        <w:t xml:space="preserve">, </w:t>
-      </w:r>
-      <w:r>
-        <w:rPr>
-          <w:rFonts w:ascii="Times New Roman" w:hAnsi="Times New Roman" w:cs="Times New Roman"/>
-          <w:sz w:val="24"/>
-          <w:szCs w:val="24"/>
-        </w:rPr>
-        <w:t>Numerodoc</w:t>
-      </w:r>
-      <w:r>
-        <w:rPr>
-          <w:rFonts w:ascii="Times New Roman" w:hAnsi="Times New Roman" w:cs="Times New Roman"/>
-          <w:sz w:val="24"/>
-          <w:szCs w:val="24"/>
-        </w:rPr>
-        <w:t>)</w:t>
+        <w:t>Fournisseur, Numerodoc)</w:t>
       </w:r>
       <w:r>
         <w:rPr>
@@ -9990,7 +9807,6 @@
         </w:numPr>
         <w:spacing w:line="360" w:lineRule="auto"/>
         <w:jc w:val="both"/>
-        <w:cnfStyle w:val="000000100000" w:firstRow="0" w:lastRow="0" w:firstColumn="0" w:lastColumn="0" w:oddVBand="0" w:evenVBand="0" w:oddHBand="1" w:evenHBand="0" w:firstRowFirstColumn="0" w:firstRowLastColumn="0" w:lastRowFirstColumn="0" w:lastRowLastColumn="0"/>
         <w:rPr>
           <w:rFonts w:ascii="Times New Roman" w:hAnsi="Times New Roman" w:cs="Times New Roman"/>
           <w:sz w:val="24"/>
@@ -10027,15 +9843,7 @@
           <w:sz w:val="24"/>
           <w:szCs w:val="24"/>
         </w:rPr>
-        <w:t>Statut, Datecreation</w:t>
-      </w:r>
-      <w:r>
-        <w:rPr>
-          <w:rFonts w:ascii="Times New Roman" w:hAnsi="Times New Roman" w:cs="Times New Roman"/>
-          <w:sz w:val="24"/>
-          <w:szCs w:val="24"/>
-        </w:rPr>
-        <w:t>)</w:t>
+        <w:t>Statut, Datecreation)</w:t>
       </w:r>
       <w:r>
         <w:rPr>
@@ -10065,7 +9873,7 @@
           <w:ilvl w:val="0"/>
           <w:numId w:val="30"/>
         </w:numPr>
-        <w:spacing w:line="360" w:lineRule="auto"/>
+        <w:spacing w:line="480" w:lineRule="auto"/>
         <w:jc w:val="center"/>
         <w:rPr>
           <w:rFonts w:ascii="Times New Roman" w:hAnsi="Times New Roman" w:cs="Times New Roman"/>
@@ -10137,8 +9945,7 @@
           <w:sz w:val="24"/>
           <w:szCs w:val="24"/>
         </w:rPr>
-        <w:lastRenderedPageBreak/>
-        <w:t>Diagrammes de cas d’utilisation.</w:t>
+        <w:t>Diagramme de cas d’utilisation.</w:t>
       </w:r>
     </w:p>
     <w:p>
@@ -10213,7 +10020,7 @@
           <w:sz w:val="24"/>
           <w:szCs w:val="24"/>
         </w:rPr>
-        <w:t>Diagrammes de classe.</w:t>
+        <w:t>Diagramme de classe.</w:t>
       </w:r>
     </w:p>
     <w:p>
@@ -10238,7 +10045,7 @@
           <w:sz w:val="24"/>
           <w:szCs w:val="24"/>
         </w:rPr>
-        <w:t>Modèle conceptuel des données.</w:t>
+        <w:t>Diagrammes d’activités</w:t>
       </w:r>
     </w:p>
     <w:p>
@@ -10263,7 +10070,7 @@
           <w:sz w:val="24"/>
           <w:szCs w:val="24"/>
         </w:rPr>
-        <w:t xml:space="preserve">Application web FiscalTrack. </w:t>
+        <w:t>Modèle conceptuel des données.</w:t>
       </w:r>
     </w:p>
     <w:p>
@@ -10288,7 +10095,7 @@
           <w:sz w:val="24"/>
           <w:szCs w:val="24"/>
         </w:rPr>
-        <w:t>Documentation technique d’installation et de déploiement.</w:t>
+        <w:t xml:space="preserve">Application web FiscalTrack. </w:t>
       </w:r>
     </w:p>
     <w:p>
@@ -10313,7 +10120,7 @@
           <w:sz w:val="24"/>
           <w:szCs w:val="24"/>
         </w:rPr>
-        <w:t>Guide utilisateur.</w:t>
+        <w:t>Documentation technique d’installation et de déploiement.</w:t>
       </w:r>
     </w:p>
     <w:p>
@@ -10338,6 +10145,31 @@
           <w:sz w:val="24"/>
           <w:szCs w:val="24"/>
         </w:rPr>
+        <w:t>Guide utilisateur.</w:t>
+      </w:r>
+    </w:p>
+    <w:p>
+      <w:pPr>
+        <w:pStyle w:val="Paragraphedeliste"/>
+        <w:numPr>
+          <w:ilvl w:val="0"/>
+          <w:numId w:val="12"/>
+        </w:numPr>
+        <w:spacing w:line="360" w:lineRule="auto"/>
+        <w:rPr>
+          <w:rFonts w:ascii="Times New Roman" w:hAnsi="Times New Roman" w:cs="Times New Roman"/>
+          <w:b/>
+          <w:bCs/>
+          <w:sz w:val="24"/>
+          <w:szCs w:val="24"/>
+        </w:rPr>
+      </w:pPr>
+      <w:r>
+        <w:rPr>
+          <w:rFonts w:ascii="Times New Roman" w:hAnsi="Times New Roman" w:cs="Times New Roman"/>
+          <w:sz w:val="24"/>
+          <w:szCs w:val="24"/>
+        </w:rPr>
         <w:t>Code source versionne avec GitHub.</w:t>
       </w:r>
     </w:p>
@@ -10360,7 +10192,7 @@
           <w:ilvl w:val="0"/>
           <w:numId w:val="30"/>
         </w:numPr>
-        <w:spacing w:line="360" w:lineRule="auto"/>
+        <w:spacing w:line="480" w:lineRule="auto"/>
         <w:jc w:val="center"/>
         <w:rPr>
           <w:rFonts w:ascii="Times New Roman" w:hAnsi="Times New Roman" w:cs="Times New Roman"/>
@@ -10506,7 +10338,16 @@
           <w:sz w:val="24"/>
           <w:szCs w:val="24"/>
         </w:rPr>
-        <w:t xml:space="preserve">. Les différentes étapes sont organisées de manière progressive, avec une première phase consacrée à </w:t>
+        <w:t xml:space="preserve">. Les différentes étapes sont organisées de manière progressive, avec une première </w:t>
+      </w:r>
+      <w:r>
+        <w:rPr>
+          <w:rFonts w:ascii="Times New Roman" w:hAnsi="Times New Roman" w:cs="Times New Roman"/>
+          <w:sz w:val="24"/>
+          <w:szCs w:val="24"/>
+        </w:rPr>
+        <w:lastRenderedPageBreak/>
+        <w:t xml:space="preserve">phase consacrée à </w:t>
       </w:r>
       <w:r>
         <w:rPr>
@@ -11031,24 +10872,12 @@
     </w:p>
     <w:p>
       <w:pPr>
-        <w:spacing w:line="360" w:lineRule="auto"/>
-        <w:rPr>
-          <w:rFonts w:ascii="Times New Roman" w:hAnsi="Times New Roman" w:cs="Times New Roman"/>
-          <w:b/>
-          <w:bCs/>
-          <w:sz w:val="24"/>
-          <w:szCs w:val="24"/>
-        </w:rPr>
-      </w:pPr>
-    </w:p>
-    <w:p>
-      <w:pPr>
         <w:pStyle w:val="Titre1"/>
         <w:numPr>
           <w:ilvl w:val="0"/>
           <w:numId w:val="30"/>
         </w:numPr>
-        <w:spacing w:line="360" w:lineRule="auto"/>
+        <w:spacing w:line="480" w:lineRule="auto"/>
         <w:jc w:val="center"/>
         <w:rPr>
           <w:rFonts w:ascii="Times New Roman" w:hAnsi="Times New Roman" w:cs="Times New Roman"/>
@@ -11250,7 +11079,7 @@
           <w:ilvl w:val="0"/>
           <w:numId w:val="30"/>
         </w:numPr>
-        <w:spacing w:line="360" w:lineRule="auto"/>
+        <w:spacing w:line="600" w:lineRule="auto"/>
         <w:jc w:val="center"/>
         <w:rPr>
           <w:rFonts w:ascii="Times New Roman" w:hAnsi="Times New Roman" w:cs="Times New Roman"/>
@@ -11274,11 +11103,6 @@
         <w:t>RISQUES IDENTIFIES</w:t>
       </w:r>
       <w:bookmarkEnd w:id="35"/>
-    </w:p>
-    <w:p>
-      <w:pPr>
-        <w:spacing w:line="360" w:lineRule="auto"/>
-      </w:pPr>
     </w:p>
     <w:tbl>
       <w:tblPr>
@@ -11432,7 +11256,7 @@
     <w:p>
       <w:pPr>
         <w:pStyle w:val="Paragraphedeliste"/>
-        <w:spacing w:line="360" w:lineRule="auto"/>
+        <w:spacing w:line="480" w:lineRule="auto"/>
         <w:jc w:val="both"/>
         <w:rPr>
           <w:rFonts w:ascii="Times New Roman" w:hAnsi="Times New Roman" w:cs="Times New Roman"/>
@@ -11450,7 +11274,7 @@
           <w:ilvl w:val="0"/>
           <w:numId w:val="30"/>
         </w:numPr>
-        <w:spacing w:line="360" w:lineRule="auto"/>
+        <w:spacing w:line="480" w:lineRule="auto"/>
         <w:jc w:val="center"/>
         <w:rPr>
           <w:rFonts w:ascii="Times New Roman" w:hAnsi="Times New Roman" w:cs="Times New Roman"/>
@@ -11471,41 +11295,114 @@
           <w:sz w:val="28"/>
           <w:szCs w:val="28"/>
         </w:rPr>
+        <w:lastRenderedPageBreak/>
         <w:t>COUTS</w:t>
       </w:r>
       <w:bookmarkEnd w:id="36"/>
     </w:p>
+    <w:tbl>
+      <w:tblPr>
+        <w:tblStyle w:val="TableauGrille4-Accentuation5"/>
+        <w:tblW w:w="0" w:type="auto"/>
+        <w:tblLook w:val="04A0" w:firstRow="1" w:lastRow="0" w:firstColumn="1" w:lastColumn="0" w:noHBand="0" w:noVBand="1"/>
+      </w:tblPr>
+      <w:tblGrid>
+        <w:gridCol w:w="4531"/>
+        <w:gridCol w:w="4531"/>
+      </w:tblGrid>
+      <w:tr>
+        <w:trPr>
+          <w:cnfStyle w:val="100000000000" w:firstRow="1" w:lastRow="0" w:firstColumn="0" w:lastColumn="0" w:oddVBand="0" w:evenVBand="0" w:oddHBand="0" w:evenHBand="0" w:firstRowFirstColumn="0" w:firstRowLastColumn="0" w:lastRowFirstColumn="0" w:lastRowLastColumn="0"/>
+        </w:trPr>
+        <w:tc>
+          <w:tcPr>
+            <w:cnfStyle w:val="001000000000" w:firstRow="0" w:lastRow="0" w:firstColumn="1" w:lastColumn="0" w:oddVBand="0" w:evenVBand="0" w:oddHBand="0" w:evenHBand="0" w:firstRowFirstColumn="0" w:firstRowLastColumn="0" w:lastRowFirstColumn="0" w:lastRowLastColumn="0"/>
+            <w:tcW w:w="4531" w:type="dxa"/>
+          </w:tcPr>
+          <w:p>
+            <w:pPr>
+              <w:spacing w:line="360" w:lineRule="auto"/>
+              <w:jc w:val="center"/>
+              <w:rPr>
+                <w:rFonts w:ascii="Times New Roman" w:hAnsi="Times New Roman" w:cs="Times New Roman"/>
+                <w:b w:val="0"/>
+                <w:bCs w:val="0"/>
+                <w:sz w:val="24"/>
+                <w:szCs w:val="24"/>
+              </w:rPr>
+            </w:pPr>
+          </w:p>
+        </w:tc>
+        <w:tc>
+          <w:tcPr>
+            <w:tcW w:w="4531" w:type="dxa"/>
+          </w:tcPr>
+          <w:p>
+            <w:pPr>
+              <w:tabs>
+                <w:tab w:val="left" w:pos="1490"/>
+              </w:tabs>
+              <w:spacing w:line="360" w:lineRule="auto"/>
+              <w:jc w:val="center"/>
+              <w:cnfStyle w:val="100000000000" w:firstRow="1" w:lastRow="0" w:firstColumn="0" w:lastColumn="0" w:oddVBand="0" w:evenVBand="0" w:oddHBand="0" w:evenHBand="0" w:firstRowFirstColumn="0" w:firstRowLastColumn="0" w:lastRowFirstColumn="0" w:lastRowLastColumn="0"/>
+              <w:rPr>
+                <w:rFonts w:ascii="Times New Roman" w:hAnsi="Times New Roman" w:cs="Times New Roman"/>
+                <w:b w:val="0"/>
+                <w:bCs w:val="0"/>
+                <w:sz w:val="24"/>
+                <w:szCs w:val="24"/>
+              </w:rPr>
+            </w:pPr>
+          </w:p>
+        </w:tc>
+      </w:tr>
+      <w:tr>
+        <w:trPr>
+          <w:cnfStyle w:val="000000100000" w:firstRow="0" w:lastRow="0" w:firstColumn="0" w:lastColumn="0" w:oddVBand="0" w:evenVBand="0" w:oddHBand="1" w:evenHBand="0" w:firstRowFirstColumn="0" w:firstRowLastColumn="0" w:lastRowFirstColumn="0" w:lastRowLastColumn="0"/>
+        </w:trPr>
+        <w:tc>
+          <w:tcPr>
+            <w:cnfStyle w:val="001000000000" w:firstRow="0" w:lastRow="0" w:firstColumn="1" w:lastColumn="0" w:oddVBand="0" w:evenVBand="0" w:oddHBand="0" w:evenHBand="0" w:firstRowFirstColumn="0" w:firstRowLastColumn="0" w:lastRowFirstColumn="0" w:lastRowLastColumn="0"/>
+            <w:tcW w:w="4531" w:type="dxa"/>
+          </w:tcPr>
+          <w:p>
+            <w:pPr>
+              <w:spacing w:line="360" w:lineRule="auto"/>
+              <w:jc w:val="both"/>
+              <w:rPr>
+                <w:rFonts w:ascii="Times New Roman" w:hAnsi="Times New Roman" w:cs="Times New Roman"/>
+                <w:b w:val="0"/>
+                <w:bCs w:val="0"/>
+                <w:sz w:val="24"/>
+                <w:szCs w:val="24"/>
+              </w:rPr>
+            </w:pPr>
+          </w:p>
+        </w:tc>
+        <w:tc>
+          <w:tcPr>
+            <w:tcW w:w="4531" w:type="dxa"/>
+          </w:tcPr>
+          <w:p>
+            <w:pPr>
+              <w:spacing w:line="360" w:lineRule="auto"/>
+              <w:jc w:val="both"/>
+              <w:cnfStyle w:val="000000100000" w:firstRow="0" w:lastRow="0" w:firstColumn="0" w:lastColumn="0" w:oddVBand="0" w:evenVBand="0" w:oddHBand="1" w:evenHBand="0" w:firstRowFirstColumn="0" w:firstRowLastColumn="0" w:lastRowFirstColumn="0" w:lastRowLastColumn="0"/>
+              <w:rPr>
+                <w:rFonts w:ascii="Times New Roman" w:hAnsi="Times New Roman" w:cs="Times New Roman"/>
+                <w:b/>
+                <w:bCs/>
+                <w:sz w:val="24"/>
+                <w:szCs w:val="24"/>
+              </w:rPr>
+            </w:pPr>
+          </w:p>
+        </w:tc>
+      </w:tr>
+    </w:tbl>
     <w:p>
       <w:pPr>
-        <w:pStyle w:val="Paragraphedeliste"/>
-        <w:spacing w:line="360" w:lineRule="auto"/>
-        <w:ind w:left="1800"/>
-        <w:jc w:val="both"/>
-        <w:rPr>
-          <w:rFonts w:ascii="Times New Roman" w:hAnsi="Times New Roman" w:cs="Times New Roman"/>
-          <w:b/>
-          <w:bCs/>
-          <w:sz w:val="24"/>
-          <w:szCs w:val="24"/>
-        </w:rPr>
-      </w:pPr>
-    </w:p>
-    <w:p>
-      <w:pPr>
-        <w:spacing w:line="360" w:lineRule="auto"/>
-        <w:jc w:val="center"/>
-        <w:rPr>
-          <w:rFonts w:ascii="Times New Roman" w:hAnsi="Times New Roman" w:cs="Times New Roman"/>
-          <w:b/>
-          <w:bCs/>
-          <w:sz w:val="24"/>
-          <w:szCs w:val="24"/>
-        </w:rPr>
-      </w:pPr>
-    </w:p>
-    <w:p>
-      <w:pPr>
-        <w:spacing w:line="360" w:lineRule="auto"/>
+        <w:spacing w:line="480" w:lineRule="auto"/>
         <w:jc w:val="both"/>
         <w:rPr>
           <w:rFonts w:ascii="Times New Roman" w:hAnsi="Times New Roman" w:cs="Times New Roman"/>
@@ -11523,7 +11420,7 @@
           <w:ilvl w:val="0"/>
           <w:numId w:val="30"/>
         </w:numPr>
-        <w:spacing w:line="360" w:lineRule="auto"/>
+        <w:spacing w:line="480" w:lineRule="auto"/>
         <w:jc w:val="center"/>
         <w:rPr>
           <w:rFonts w:ascii="Times New Roman" w:hAnsi="Times New Roman" w:cs="Times New Roman"/>
@@ -11870,15 +11767,7 @@
           <w:sz w:val="24"/>
           <w:szCs w:val="24"/>
         </w:rPr>
-        <w:t>avoi</w:t>
-      </w:r>
-      <w:r>
-        <w:rPr>
-          <w:rFonts w:ascii="Times New Roman" w:hAnsi="Times New Roman" w:cs="Times New Roman"/>
-          <w:sz w:val="24"/>
-          <w:szCs w:val="24"/>
-        </w:rPr>
-        <w:t>r</w:t>
+        <w:t>avoir</w:t>
       </w:r>
       <w:r>
         <w:rPr>
@@ -18194,7 +18083,7 @@
     <w:charset w:val="00"/>
     <w:family w:val="roman"/>
     <w:pitch w:val="variable"/>
-    <w:sig w:usb0="E0002AFF" w:usb1="C0007843" w:usb2="00000009" w:usb3="00000000" w:csb0="000001FF" w:csb1="00000000"/>
+    <w:sig w:usb0="E0002EFF" w:usb1="C000785B" w:usb2="00000009" w:usb3="00000000" w:csb0="000001FF" w:csb1="00000000"/>
   </w:font>
   <w:font w:name="Courier New">
     <w:panose1 w:val="02070309020205020404"/>
@@ -18215,14 +18104,14 @@
     <w:charset w:val="00"/>
     <w:family w:val="swiss"/>
     <w:pitch w:val="variable"/>
-    <w:sig w:usb0="E00002FF" w:usb1="4000ACFF" w:usb2="00000001" w:usb3="00000000" w:csb0="0000019F" w:csb1="00000000"/>
+    <w:sig w:usb0="E4002EFF" w:usb1="C200247B" w:usb2="00000009" w:usb3="00000000" w:csb0="000001FF" w:csb1="00000000"/>
   </w:font>
   <w:font w:name="Calibri Light">
     <w:panose1 w:val="020F0302020204030204"/>
     <w:charset w:val="00"/>
     <w:family w:val="swiss"/>
     <w:pitch w:val="variable"/>
-    <w:sig w:usb0="A00002EF" w:usb1="4000207B" w:usb2="00000000" w:usb3="00000000" w:csb0="0000009F" w:csb1="00000000"/>
+    <w:sig w:usb0="E4002EFF" w:usb1="C200247B" w:usb2="00000009" w:usb3="00000000" w:csb0="000001FF" w:csb1="00000000"/>
   </w:font>
   <w:font w:name="Segoe UI">
     <w:panose1 w:val="020B0502040204020203"/>
@@ -18253,6 +18142,7 @@
     <w:rsidRoot w:val="00AB75CB"/>
     <w:rsid w:val="000245F8"/>
     <w:rsid w:val="00215D28"/>
+    <w:rsid w:val="007019C9"/>
     <w:rsid w:val="008A4340"/>
     <w:rsid w:val="00AB6CCC"/>
     <w:rsid w:val="00AB75CB"/>
